--- a/Práctica1/INFORME.docx
+++ b/Práctica1/INFORME.docx
@@ -1,9 +1,13 @@
 
 <file path=word/document.xml><?xml version="1.0" encoding="utf-8"?>
-<w:document xmlns:wpc="http://schemas.microsoft.com/office/word/2010/wordprocessingCanvas" xmlns:cx="http://schemas.microsoft.com/office/drawing/2014/chartex" xmlns:cx1="http://schemas.microsoft.com/office/drawing/2015/9/8/chartex" xmlns:mc="http://schemas.openxmlformats.org/markup-compatibility/2006" xmlns:o="urn:schemas-microsoft-com:office:office" xmlns:r="http://schemas.openxmlformats.org/officeDocument/2006/relationships" xmlns:m="http://schemas.openxmlformats.org/officeDocument/2006/math" xmlns:v="urn:schemas-microsoft-com:vml" xmlns:wp14="http://schemas.microsoft.com/office/word/2010/wordprocessingDrawing" xmlns:wp="http://schemas.openxmlformats.org/drawingml/2006/wordprocessingDrawing" xmlns:w10="urn:schemas-microsoft-com:office:word" xmlns:w="http://schemas.openxmlformats.org/wordprocessingml/2006/main" xmlns:w14="http://schemas.microsoft.com/office/word/2010/wordml" xmlns:w15="http://schemas.microsoft.com/office/word/2012/wordml" xmlns:w16se="http://schemas.microsoft.com/office/word/2015/wordml/symex" xmlns:wpg="http://schemas.microsoft.com/office/word/2010/wordprocessingGroup" xmlns:wpi="http://schemas.microsoft.com/office/word/2010/wordprocessingInk" xmlns:wne="http://schemas.microsoft.com/office/word/2006/wordml" xmlns:wps="http://schemas.microsoft.com/office/word/2010/wordprocessingShape" mc:Ignorable="w14 w15 w16se wp14">
+<w:document xmlns:wpc="http://schemas.microsoft.com/office/word/2010/wordprocessingCanvas" xmlns:cx="http://schemas.microsoft.com/office/drawing/2014/chartex" xmlns:cx1="http://schemas.microsoft.com/office/drawing/2015/9/8/chartex" xmlns:cx2="http://schemas.microsoft.com/office/drawing/2015/10/21/chartex" xmlns:cx3="http://schemas.microsoft.com/office/drawing/2016/5/9/chartex" xmlns:cx4="http://schemas.microsoft.com/office/drawing/2016/5/10/chartex" xmlns:cx5="http://schemas.microsoft.com/office/drawing/2016/5/11/chartex" xmlns:cx6="http://schemas.microsoft.com/office/drawing/2016/5/12/chartex" xmlns:cx7="http://schemas.microsoft.com/office/drawing/2016/5/13/chartex" xmlns:cx8="http://schemas.microsoft.com/office/drawing/2016/5/14/chartex" xmlns:mc="http://schemas.openxmlformats.org/markup-compatibility/2006" xmlns:aink="http://schemas.microsoft.com/office/drawing/2016/ink" xmlns:am3d="http://schemas.microsoft.com/office/drawing/2017/model3d" xmlns:o="urn:schemas-microsoft-com:office:office" xmlns:oel="http://schemas.microsoft.com/office/2019/extlst" xmlns:r="http://schemas.openxmlformats.org/officeDocument/2006/relationships" xmlns:m="http://schemas.openxmlformats.org/officeDocument/2006/math" xmlns:v="urn:schemas-microsoft-com:vml" xmlns:wp14="http://schemas.microsoft.com/office/word/2010/wordprocessingDrawing" xmlns:wp="http://schemas.openxmlformats.org/drawingml/2006/wordprocessingDrawing" xmlns:w10="urn:schemas-microsoft-com:office:word" xmlns:w="http://schemas.openxmlformats.org/wordprocessingml/2006/main" xmlns:w14="http://schemas.microsoft.com/office/word/2010/wordml" xmlns:w15="http://schemas.microsoft.com/office/word/2012/wordml" xmlns:w16cex="http://schemas.microsoft.com/office/word/2018/wordml/cex" xmlns:w16cid="http://schemas.microsoft.com/office/word/2016/wordml/cid" xmlns:w16="http://schemas.microsoft.com/office/word/2018/wordml" xmlns:w16sdtdh="http://schemas.microsoft.com/office/word/2020/wordml/sdtdatahash" xmlns:w16se="http://schemas.microsoft.com/office/word/2015/wordml/symex" xmlns:wpg="http://schemas.microsoft.com/office/word/2010/wordprocessingGroup" xmlns:wpi="http://schemas.microsoft.com/office/word/2010/wordprocessingInk" xmlns:wne="http://schemas.microsoft.com/office/word/2006/wordml" xmlns:wps="http://schemas.microsoft.com/office/word/2010/wordprocessingShape" mc:Ignorable="w14 w15 w16se w16cid w16 w16cex w16sdtdh wp14">
   <w:body>
     <w:sdt>
       <w:sdtPr>
+        <w:rPr>
+          <w:rFonts w:eastAsiaTheme="minorHAnsi"/>
+          <w:lang w:eastAsia="en-US"/>
+        </w:rPr>
         <w:id w:val="1065768132"/>
         <w:docPartObj>
           <w:docPartGallery w:val="Cover Pages"/>
@@ -12,11 +16,9 @@
       </w:sdtPr>
       <w:sdtEndPr>
         <w:rPr>
-          <w:rFonts w:eastAsiaTheme="minorHAnsi"/>
           <w:color w:val="1F4D78" w:themeColor="accent1" w:themeShade="7F"/>
           <w:sz w:val="24"/>
           <w:szCs w:val="24"/>
-          <w:lang w:eastAsia="en-US"/>
         </w:rPr>
       </w:sdtEndPr>
       <w:sdtContent>
@@ -31,7 +33,7 @@
             <mc:AlternateContent>
               <mc:Choice Requires="wpg">
                 <w:drawing>
-                  <wp:anchor distT="0" distB="0" distL="114300" distR="114300" simplePos="0" relativeHeight="251659264" behindDoc="1" locked="0" layoutInCell="1" allowOverlap="1">
+                  <wp:anchor distT="0" distB="0" distL="114300" distR="114300" simplePos="0" relativeHeight="251659264" behindDoc="1" locked="0" layoutInCell="1" allowOverlap="1" wp14:anchorId="0E79921C" wp14:editId="68E6E3CF">
                     <wp:simplePos x="0" y="0"/>
                     <mc:AlternateContent>
                       <mc:Choice Requires="wp14">
@@ -158,6 +160,7 @@
                                       <w:calendar w:val="gregorian"/>
                                     </w:date>
                                   </w:sdtPr>
+                                  <w:sdtEndPr/>
                                   <w:sdtContent>
                                     <w:p>
                                       <w:pPr>
@@ -3436,7 +3439,7 @@
               </mc:Choice>
               <mc:Fallback>
                 <w:pict>
-                  <v:group id="Grupo 2" o:spid="_x0000_s1026" style="position:absolute;margin-left:0;margin-top:0;width:172.8pt;height:718.55pt;z-index:-251657216;mso-width-percent:330;mso-height-percent:950;mso-left-percent:40;mso-position-horizontal-relative:page;mso-position-vertical:center;mso-position-vertical-relative:page;mso-width-percent:330;mso-height-percent:950;mso-left-percent:40" coordsize="21945,91257" o:gfxdata="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">
+                  <v:group w14:anchorId="0E79921C" id="Grupo 2" o:spid="_x0000_s1026" style="position:absolute;margin-left:0;margin-top:0;width:172.8pt;height:718.55pt;z-index:-251657216;mso-width-percent:330;mso-height-percent:950;mso-left-percent:40;mso-position-horizontal-relative:page;mso-position-vertical:center;mso-position-vertical-relative:page;mso-width-percent:330;mso-height-percent:950;mso-left-percent:40" coordsize="21945,91257" o:gfxdata="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">
                     <v:rect id="Rectángulo 3" o:spid="_x0000_s1027" style="position:absolute;width:1945;height:91257;visibility:visible;mso-wrap-style:square;v-text-anchor:middle" o:gfxdata="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" fillcolor="#44546a [3215]" stroked="f" strokeweight="1pt"/>
                     <v:shapetype id="_x0000_t15" coordsize="21600,21600" o:spt="15" adj="16200" path="m@0,l,,,21600@0,21600,21600,10800xe">
                       <v:stroke joinstyle="miter"/>
@@ -3471,6 +3474,7 @@
                                 <w:calendar w:val="gregorian"/>
                               </w:date>
                             </w:sdtPr>
+                            <w:sdtEndPr/>
                             <w:sdtContent>
                               <w:p>
                                 <w:pPr>
@@ -3608,7 +3612,7 @@
             <mc:AlternateContent>
               <mc:Choice Requires="wps">
                 <w:drawing>
-                  <wp:anchor distT="0" distB="0" distL="114300" distR="114300" simplePos="0" relativeHeight="251661312" behindDoc="0" locked="0" layoutInCell="1" allowOverlap="1">
+                  <wp:anchor distT="0" distB="0" distL="114300" distR="114300" simplePos="0" relativeHeight="251661312" behindDoc="0" locked="0" layoutInCell="1" allowOverlap="1" wp14:anchorId="7CBE5968" wp14:editId="2D78E97D">
                     <wp:simplePos x="0" y="0"/>
                     <mc:AlternateContent>
                       <mc:Choice Requires="wp14">
@@ -3695,6 +3699,7 @@
                                     <w:dataBinding w:prefixMappings="xmlns:ns0='http://purl.org/dc/elements/1.1/' xmlns:ns1='http://schemas.openxmlformats.org/package/2006/metadata/core-properties' " w:xpath="/ns1:coreProperties[1]/ns0:creator[1]" w:storeItemID="{6C3C8BC8-F283-45AE-878A-BAB7291924A1}"/>
                                     <w:text/>
                                   </w:sdtPr>
+                                  <w:sdtEndPr/>
                                   <w:sdtContent>
                                     <w:r>
                                       <w:rPr>
@@ -3730,6 +3735,7 @@
                                     <w:dataBinding w:prefixMappings="xmlns:ns0='http://schemas.openxmlformats.org/officeDocument/2006/extended-properties' " w:xpath="/ns0:Properties[1]/ns0:Company[1]" w:storeItemID="{6668398D-A668-4E3E-A5EB-62B293D839F1}"/>
                                     <w:text/>
                                   </w:sdtPr>
+                                  <w:sdtEndPr/>
                                   <w:sdtContent>
                                     <w:r>
                                       <w:rPr>
@@ -3765,11 +3771,11 @@
               </mc:Choice>
               <mc:Fallback>
                 <w:pict>
-                  <v:shapetype id="_x0000_t202" coordsize="21600,21600" o:spt="202" path="m,l,21600r21600,l21600,xe">
+                  <v:shapetype w14:anchorId="7CBE5968" id="_x0000_t202" coordsize="21600,21600" o:spt="202" path="m,l,21600r21600,l21600,xe">
                     <v:stroke joinstyle="miter"/>
                     <v:path gradientshapeok="t" o:connecttype="rect"/>
                   </v:shapetype>
-                  <v:shape id="Cuadro de texto 32" o:spid="_x0000_s1055" type="#_x0000_t202" style="position:absolute;margin-left:0;margin-top:0;width:4in;height:28.8pt;z-index:251661312;visibility:visible;mso-wrap-style:square;mso-width-percent:450;mso-height-percent:0;mso-left-percent:420;mso-top-percent:880;mso-wrap-distance-left:9pt;mso-wrap-distance-top:0;mso-wrap-distance-right:9pt;mso-wrap-distance-bottom:0;mso-position-horizontal-relative:page;mso-position-vertical-relative:page;mso-width-percent:450;mso-height-percent:0;mso-left-percent:420;mso-top-percent:880;mso-width-relative:page;mso-height-relative:margin;v-text-anchor:bottom" o:gfxdata="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" filled="f" stroked="f" strokeweight=".5pt">
+                  <v:shape id="Cuadro de texto 32" o:spid="_x0000_s1055" type="#_x0000_t202" style="position:absolute;margin-left:0;margin-top:0;width:4in;height:28.8pt;z-index:251661312;visibility:visible;mso-wrap-style:square;mso-width-percent:450;mso-height-percent:0;mso-left-percent:420;mso-top-percent:880;mso-wrap-distance-left:9pt;mso-wrap-distance-top:0;mso-wrap-distance-right:9pt;mso-wrap-distance-bottom:0;mso-position-horizontal-relative:page;mso-position-vertical-relative:page;mso-width-percent:450;mso-height-percent:0;mso-left-percent:420;mso-top-percent:880;mso-width-relative:page;mso-height-relative:margin;v-text-anchor:bottom" o:gfxdata="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" filled="f" stroked="f" strokeweight=".5pt">
                     <v:textbox style="mso-fit-shape-to-text:t" inset="0,0,0,0">
                       <w:txbxContent>
                         <w:p>
@@ -3794,6 +3800,7 @@
                               <w:dataBinding w:prefixMappings="xmlns:ns0='http://purl.org/dc/elements/1.1/' xmlns:ns1='http://schemas.openxmlformats.org/package/2006/metadata/core-properties' " w:xpath="/ns1:coreProperties[1]/ns0:creator[1]" w:storeItemID="{6C3C8BC8-F283-45AE-878A-BAB7291924A1}"/>
                               <w:text/>
                             </w:sdtPr>
+                            <w:sdtEndPr/>
                             <w:sdtContent>
                               <w:r>
                                 <w:rPr>
@@ -3829,6 +3836,7 @@
                               <w:dataBinding w:prefixMappings="xmlns:ns0='http://schemas.openxmlformats.org/officeDocument/2006/extended-properties' " w:xpath="/ns0:Properties[1]/ns0:Company[1]" w:storeItemID="{6668398D-A668-4E3E-A5EB-62B293D839F1}"/>
                               <w:text/>
                             </w:sdtPr>
+                            <w:sdtEndPr/>
                             <w:sdtContent>
                               <w:r>
                                 <w:rPr>
@@ -3857,7 +3865,7 @@
             <mc:AlternateContent>
               <mc:Choice Requires="wps">
                 <w:drawing>
-                  <wp:anchor distT="0" distB="0" distL="114300" distR="114300" simplePos="0" relativeHeight="251660288" behindDoc="0" locked="0" layoutInCell="1" allowOverlap="1">
+                  <wp:anchor distT="0" distB="0" distL="114300" distR="114300" simplePos="0" relativeHeight="251660288" behindDoc="0" locked="0" layoutInCell="1" allowOverlap="1" wp14:anchorId="12A219E2" wp14:editId="6FC7B2CA">
                     <wp:simplePos x="0" y="0"/>
                     <mc:AlternateContent>
                       <mc:Choice Requires="wp14">
@@ -3945,6 +3953,7 @@
                                     <w:dataBinding w:prefixMappings="xmlns:ns0='http://purl.org/dc/elements/1.1/' xmlns:ns1='http://schemas.openxmlformats.org/package/2006/metadata/core-properties' " w:xpath="/ns1:coreProperties[1]/ns0:title[1]" w:storeItemID="{6C3C8BC8-F283-45AE-878A-BAB7291924A1}"/>
                                     <w:text/>
                                   </w:sdtPr>
+                                  <w:sdtEndPr/>
                                   <w:sdtContent>
                                     <w:r>
                                       <w:rPr>
@@ -3980,6 +3989,7 @@
                                     <w:dataBinding w:prefixMappings="xmlns:ns0='http://purl.org/dc/elements/1.1/' xmlns:ns1='http://schemas.openxmlformats.org/package/2006/metadata/core-properties' " w:xpath="/ns1:coreProperties[1]/ns0:subject[1]" w:storeItemID="{6C3C8BC8-F283-45AE-878A-BAB7291924A1}"/>
                                     <w:text/>
                                   </w:sdtPr>
+                                  <w:sdtEndPr/>
                                   <w:sdtContent>
                                     <w:r>
                                       <w:rPr>
@@ -4014,7 +4024,7 @@
               </mc:Choice>
               <mc:Fallback>
                 <w:pict>
-                  <v:shape id="Cuadro de texto 1" o:spid="_x0000_s1056" type="#_x0000_t202" style="position:absolute;margin-left:0;margin-top:0;width:4in;height:84.25pt;z-index:251660288;visibility:visible;mso-wrap-style:square;mso-width-percent:450;mso-height-percent:0;mso-left-percent:420;mso-top-percent:175;mso-wrap-distance-left:9pt;mso-wrap-distance-top:0;mso-wrap-distance-right:9pt;mso-wrap-distance-bottom:0;mso-position-horizontal-relative:page;mso-position-vertical-relative:page;mso-width-percent:450;mso-height-percent:0;mso-left-percent:420;mso-top-percent:175;mso-width-relative:page;mso-height-relative:margin;v-text-anchor:top" o:gfxdata="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" filled="f" stroked="f" strokeweight=".5pt">
+                  <v:shape w14:anchorId="12A219E2" id="Cuadro de texto 1" o:spid="_x0000_s1056" type="#_x0000_t202" style="position:absolute;margin-left:0;margin-top:0;width:4in;height:84.25pt;z-index:251660288;visibility:visible;mso-wrap-style:square;mso-width-percent:450;mso-height-percent:0;mso-left-percent:420;mso-top-percent:175;mso-wrap-distance-left:9pt;mso-wrap-distance-top:0;mso-wrap-distance-right:9pt;mso-wrap-distance-bottom:0;mso-position-horizontal-relative:page;mso-position-vertical-relative:page;mso-width-percent:450;mso-height-percent:0;mso-left-percent:420;mso-top-percent:175;mso-width-relative:page;mso-height-relative:margin;v-text-anchor:top" o:gfxdata="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" filled="f" stroked="f" strokeweight=".5pt">
                     <v:textbox style="mso-fit-shape-to-text:t" inset="0,0,0,0">
                       <w:txbxContent>
                         <w:p>
@@ -4040,6 +4050,7 @@
                               <w:dataBinding w:prefixMappings="xmlns:ns0='http://purl.org/dc/elements/1.1/' xmlns:ns1='http://schemas.openxmlformats.org/package/2006/metadata/core-properties' " w:xpath="/ns1:coreProperties[1]/ns0:title[1]" w:storeItemID="{6C3C8BC8-F283-45AE-878A-BAB7291924A1}"/>
                               <w:text/>
                             </w:sdtPr>
+                            <w:sdtEndPr/>
                             <w:sdtContent>
                               <w:r>
                                 <w:rPr>
@@ -4075,6 +4086,7 @@
                               <w:dataBinding w:prefixMappings="xmlns:ns0='http://purl.org/dc/elements/1.1/' xmlns:ns1='http://schemas.openxmlformats.org/package/2006/metadata/core-properties' " w:xpath="/ns1:coreProperties[1]/ns0:subject[1]" w:storeItemID="{6C3C8BC8-F283-45AE-878A-BAB7291924A1}"/>
                               <w:text/>
                             </w:sdtPr>
+                            <w:sdtEndPr/>
                             <w:sdtContent>
                               <w:r>
                                 <w:rPr>
@@ -4120,29 +4132,33 @@
       <w:pPr>
         <w:pStyle w:val="Ttulo1"/>
       </w:pPr>
-      <w:bookmarkStart w:id="0" w:name="_Toc114741183"/>
+      <w:bookmarkStart w:id="0" w:name="_Toc117580645"/>
       <w:r>
         <w:lastRenderedPageBreak/>
         <w:t>INFORME</w:t>
       </w:r>
       <w:bookmarkEnd w:id="0"/>
     </w:p>
-    <w:p>
-      <w:bookmarkStart w:id="1" w:name="_GoBack"/>
-      <w:bookmarkEnd w:id="1"/>
-    </w:p>
+    <w:p/>
     <w:p>
       <w:pPr>
         <w:pStyle w:val="Ttulo2"/>
       </w:pPr>
-      <w:bookmarkStart w:id="2" w:name="_Toc114741184"/>
+      <w:bookmarkStart w:id="1" w:name="_Toc117580646"/>
       <w:r>
         <w:t>ÍNDICE</w:t>
       </w:r>
-      <w:bookmarkEnd w:id="2"/>
+      <w:bookmarkEnd w:id="1"/>
     </w:p>
     <w:sdt>
       <w:sdtPr>
+        <w:rPr>
+          <w:rFonts w:asciiTheme="minorHAnsi" w:eastAsiaTheme="minorHAnsi" w:hAnsiTheme="minorHAnsi" w:cstheme="minorBidi"/>
+          <w:color w:val="auto"/>
+          <w:sz w:val="22"/>
+          <w:szCs w:val="22"/>
+          <w:lang w:eastAsia="en-US"/>
+        </w:rPr>
         <w:id w:val="583040006"/>
         <w:docPartObj>
           <w:docPartGallery w:val="Table of Contents"/>
@@ -4151,13 +4167,8 @@
       </w:sdtPr>
       <w:sdtEndPr>
         <w:rPr>
-          <w:rFonts w:asciiTheme="minorHAnsi" w:eastAsiaTheme="minorHAnsi" w:hAnsiTheme="minorHAnsi" w:cstheme="minorBidi"/>
           <w:b/>
           <w:bCs/>
-          <w:color w:val="auto"/>
-          <w:sz w:val="22"/>
-          <w:szCs w:val="22"/>
-          <w:lang w:eastAsia="en-US"/>
         </w:rPr>
       </w:sdtEndPr>
       <w:sdtContent>
@@ -4190,7 +4201,7 @@
           <w:r>
             <w:fldChar w:fldCharType="separate"/>
           </w:r>
-          <w:hyperlink w:anchor="_Toc114741183" w:history="1">
+          <w:hyperlink w:anchor="_Toc117580645" w:history="1">
             <w:r>
               <w:rPr>
                 <w:rStyle w:val="Hipervnculo"/>
@@ -4217,7 +4228,7 @@
                 <w:noProof/>
                 <w:webHidden/>
               </w:rPr>
-              <w:instrText xml:space="preserve"> PAGEREF _Toc114741183 \h </w:instrText>
+              <w:instrText xml:space="preserve"> PAGEREF _Toc117580645 \h </w:instrText>
             </w:r>
             <w:r>
               <w:rPr>
@@ -4260,7 +4271,7 @@
               <w:lang w:eastAsia="es-ES"/>
             </w:rPr>
           </w:pPr>
-          <w:hyperlink w:anchor="_Toc114741184" w:history="1">
+          <w:hyperlink w:anchor="_Toc117580646" w:history="1">
             <w:r>
               <w:rPr>
                 <w:rStyle w:val="Hipervnculo"/>
@@ -4287,7 +4298,7 @@
                 <w:noProof/>
                 <w:webHidden/>
               </w:rPr>
-              <w:instrText xml:space="preserve"> PAGEREF _Toc114741184 \h </w:instrText>
+              <w:instrText xml:space="preserve"> PAGEREF _Toc117580646 \h </w:instrText>
             </w:r>
             <w:r>
               <w:rPr>
@@ -4330,7 +4341,7 @@
               <w:lang w:eastAsia="es-ES"/>
             </w:rPr>
           </w:pPr>
-          <w:hyperlink w:anchor="_Toc114741185" w:history="1">
+          <w:hyperlink w:anchor="_Toc117580647" w:history="1">
             <w:r>
               <w:rPr>
                 <w:rStyle w:val="Hipervnculo"/>
@@ -4357,7 +4368,7 @@
                 <w:noProof/>
                 <w:webHidden/>
               </w:rPr>
-              <w:instrText xml:space="preserve"> PAGEREF _Toc114741185 \h </w:instrText>
+              <w:instrText xml:space="preserve"> PAGEREF _Toc117580647 \h </w:instrText>
             </w:r>
             <w:r>
               <w:rPr>
@@ -4400,13 +4411,13 @@
               <w:lang w:eastAsia="es-ES"/>
             </w:rPr>
           </w:pPr>
-          <w:hyperlink w:anchor="_Toc114741186" w:history="1">
+          <w:hyperlink w:anchor="_Toc117580648" w:history="1">
             <w:r>
               <w:rPr>
                 <w:rStyle w:val="Hipervnculo"/>
                 <w:noProof/>
               </w:rPr>
-              <w:t>TITULO DE HTML 1</w:t>
+              <w:t>Index.html</w:t>
             </w:r>
             <w:r>
               <w:rPr>
@@ -4427,7 +4438,7 @@
                 <w:noProof/>
                 <w:webHidden/>
               </w:rPr>
-              <w:instrText xml:space="preserve"> PAGEREF _Toc114741186 \h </w:instrText>
+              <w:instrText xml:space="preserve"> PAGEREF _Toc117580648 \h </w:instrText>
             </w:r>
             <w:r>
               <w:rPr>
@@ -4470,13 +4481,13 @@
               <w:lang w:eastAsia="es-ES"/>
             </w:rPr>
           </w:pPr>
-          <w:hyperlink w:anchor="_Toc114741187" w:history="1">
+          <w:hyperlink w:anchor="_Toc117580649" w:history="1">
             <w:r>
               <w:rPr>
                 <w:rStyle w:val="Hipervnculo"/>
                 <w:noProof/>
               </w:rPr>
-              <w:t>TITULO DE HTML 2</w:t>
+              <w:t>Versiones.html</w:t>
             </w:r>
             <w:r>
               <w:rPr>
@@ -4497,7 +4508,7 @@
                 <w:noProof/>
                 <w:webHidden/>
               </w:rPr>
-              <w:instrText xml:space="preserve"> PAGEREF _Toc114741187 \h </w:instrText>
+              <w:instrText xml:space="preserve"> PAGEREF _Toc117580649 \h </w:instrText>
             </w:r>
             <w:r>
               <w:rPr>
@@ -4540,13 +4551,13 @@
               <w:lang w:eastAsia="es-ES"/>
             </w:rPr>
           </w:pPr>
-          <w:hyperlink w:anchor="_Toc114741188" w:history="1">
+          <w:hyperlink w:anchor="_Toc117580650" w:history="1">
             <w:r>
               <w:rPr>
                 <w:rStyle w:val="Hipervnculo"/>
                 <w:noProof/>
               </w:rPr>
-              <w:t>TITULO DE HTML 3</w:t>
+              <w:t>Features.html</w:t>
             </w:r>
             <w:r>
               <w:rPr>
@@ -4567,7 +4578,7 @@
                 <w:noProof/>
                 <w:webHidden/>
               </w:rPr>
-              <w:instrText xml:space="preserve"> PAGEREF _Toc114741188 \h </w:instrText>
+              <w:instrText xml:space="preserve"> PAGEREF _Toc117580650 \h </w:instrText>
             </w:r>
             <w:r>
               <w:rPr>
@@ -4610,13 +4621,13 @@
               <w:lang w:eastAsia="es-ES"/>
             </w:rPr>
           </w:pPr>
-          <w:hyperlink w:anchor="_Toc114741189" w:history="1">
+          <w:hyperlink w:anchor="_Toc117580651" w:history="1">
             <w:r>
               <w:rPr>
                 <w:rStyle w:val="Hipervnculo"/>
                 <w:noProof/>
               </w:rPr>
-              <w:t>TITULO DE  css1</w:t>
+              <w:t>Plugins.html</w:t>
             </w:r>
             <w:r>
               <w:rPr>
@@ -4637,7 +4648,7 @@
                 <w:noProof/>
                 <w:webHidden/>
               </w:rPr>
-              <w:instrText xml:space="preserve"> PAGEREF _Toc114741189 \h </w:instrText>
+              <w:instrText xml:space="preserve"> PAGEREF _Toc117580651 \h </w:instrText>
             </w:r>
             <w:r>
               <w:rPr>
@@ -4680,13 +4691,13 @@
               <w:lang w:eastAsia="es-ES"/>
             </w:rPr>
           </w:pPr>
-          <w:hyperlink w:anchor="_Toc114741190" w:history="1">
+          <w:hyperlink w:anchor="_Toc117580652" w:history="1">
             <w:r>
               <w:rPr>
                 <w:rStyle w:val="Hipervnculo"/>
                 <w:noProof/>
               </w:rPr>
-              <w:t>TITULO DE  css2</w:t>
+              <w:t>Opiniones.html</w:t>
             </w:r>
             <w:r>
               <w:rPr>
@@ -4707,7 +4718,7 @@
                 <w:noProof/>
                 <w:webHidden/>
               </w:rPr>
-              <w:instrText xml:space="preserve"> PAGEREF _Toc114741190 \h </w:instrText>
+              <w:instrText xml:space="preserve"> PAGEREF _Toc117580652 \h </w:instrText>
             </w:r>
             <w:r>
               <w:rPr>
@@ -4750,12 +4761,152 @@
               <w:lang w:eastAsia="es-ES"/>
             </w:rPr>
           </w:pPr>
-          <w:hyperlink w:anchor="_Toc114741191" w:history="1">
+          <w:hyperlink w:anchor="_Toc117580653" w:history="1">
             <w:r>
               <w:rPr>
                 <w:rStyle w:val="Hipervnculo"/>
                 <w:noProof/>
               </w:rPr>
+              <w:t>Formulario.html</w:t>
+            </w:r>
+            <w:r>
+              <w:rPr>
+                <w:noProof/>
+                <w:webHidden/>
+              </w:rPr>
+              <w:tab/>
+            </w:r>
+            <w:r>
+              <w:rPr>
+                <w:noProof/>
+                <w:webHidden/>
+              </w:rPr>
+              <w:fldChar w:fldCharType="begin"/>
+            </w:r>
+            <w:r>
+              <w:rPr>
+                <w:noProof/>
+                <w:webHidden/>
+              </w:rPr>
+              <w:instrText xml:space="preserve"> PAGEREF _Toc117580653 \h </w:instrText>
+            </w:r>
+            <w:r>
+              <w:rPr>
+                <w:noProof/>
+                <w:webHidden/>
+              </w:rPr>
+            </w:r>
+            <w:r>
+              <w:rPr>
+                <w:noProof/>
+                <w:webHidden/>
+              </w:rPr>
+              <w:fldChar w:fldCharType="separate"/>
+            </w:r>
+            <w:r>
+              <w:rPr>
+                <w:noProof/>
+                <w:webHidden/>
+              </w:rPr>
+              <w:t>2</w:t>
+            </w:r>
+            <w:r>
+              <w:rPr>
+                <w:noProof/>
+                <w:webHidden/>
+              </w:rPr>
+              <w:fldChar w:fldCharType="end"/>
+            </w:r>
+          </w:hyperlink>
+        </w:p>
+        <w:p>
+          <w:pPr>
+            <w:pStyle w:val="TDC3"/>
+            <w:tabs>
+              <w:tab w:val="right" w:leader="dot" w:pos="8494"/>
+            </w:tabs>
+            <w:rPr>
+              <w:rFonts w:eastAsiaTheme="minorEastAsia"/>
+              <w:noProof/>
+              <w:lang w:eastAsia="es-ES"/>
+            </w:rPr>
+          </w:pPr>
+          <w:hyperlink w:anchor="_Toc117580654" w:history="1">
+            <w:r>
+              <w:rPr>
+                <w:rStyle w:val="Hipervnculo"/>
+                <w:noProof/>
+              </w:rPr>
+              <w:t>CrearCuenta.html</w:t>
+            </w:r>
+            <w:r>
+              <w:rPr>
+                <w:noProof/>
+                <w:webHidden/>
+              </w:rPr>
+              <w:tab/>
+            </w:r>
+            <w:r>
+              <w:rPr>
+                <w:noProof/>
+                <w:webHidden/>
+              </w:rPr>
+              <w:fldChar w:fldCharType="begin"/>
+            </w:r>
+            <w:r>
+              <w:rPr>
+                <w:noProof/>
+                <w:webHidden/>
+              </w:rPr>
+              <w:instrText xml:space="preserve"> PAGEREF _Toc117580654 \h </w:instrText>
+            </w:r>
+            <w:r>
+              <w:rPr>
+                <w:noProof/>
+                <w:webHidden/>
+              </w:rPr>
+            </w:r>
+            <w:r>
+              <w:rPr>
+                <w:noProof/>
+                <w:webHidden/>
+              </w:rPr>
+              <w:fldChar w:fldCharType="separate"/>
+            </w:r>
+            <w:r>
+              <w:rPr>
+                <w:noProof/>
+                <w:webHidden/>
+              </w:rPr>
+              <w:t>2</w:t>
+            </w:r>
+            <w:r>
+              <w:rPr>
+                <w:noProof/>
+                <w:webHidden/>
+              </w:rPr>
+              <w:fldChar w:fldCharType="end"/>
+            </w:r>
+          </w:hyperlink>
+        </w:p>
+        <w:p>
+          <w:pPr>
+            <w:pStyle w:val="TDC3"/>
+            <w:tabs>
+              <w:tab w:val="right" w:leader="dot" w:pos="8494"/>
+            </w:tabs>
+            <w:rPr>
+              <w:rFonts w:eastAsiaTheme="minorEastAsia"/>
+              <w:noProof/>
+              <w:lang w:eastAsia="es-ES"/>
+            </w:rPr>
+          </w:pPr>
+          <w:hyperlink w:anchor="_Toc117580655" w:history="1">
+            <w:r>
+              <w:rPr>
+                <w:rStyle w:val="Hipervnculo"/>
+                <w:noProof/>
+              </w:rPr>
               <w:t>TITULO DE  css1</w:t>
             </w:r>
             <w:r>
@@ -4777,7 +4928,7 @@
                 <w:noProof/>
                 <w:webHidden/>
               </w:rPr>
-              <w:instrText xml:space="preserve"> PAGEREF _Toc114741191 \h </w:instrText>
+              <w:instrText xml:space="preserve"> PAGEREF _Toc117580655 \h </w:instrText>
             </w:r>
             <w:r>
               <w:rPr>
@@ -4797,7 +4948,147 @@
                 <w:noProof/>
                 <w:webHidden/>
               </w:rPr>
-              <w:t>2</w:t>
+              <w:t>3</w:t>
+            </w:r>
+            <w:r>
+              <w:rPr>
+                <w:noProof/>
+                <w:webHidden/>
+              </w:rPr>
+              <w:fldChar w:fldCharType="end"/>
+            </w:r>
+          </w:hyperlink>
+        </w:p>
+        <w:p>
+          <w:pPr>
+            <w:pStyle w:val="TDC3"/>
+            <w:tabs>
+              <w:tab w:val="right" w:leader="dot" w:pos="8494"/>
+            </w:tabs>
+            <w:rPr>
+              <w:rFonts w:eastAsiaTheme="minorEastAsia"/>
+              <w:noProof/>
+              <w:lang w:eastAsia="es-ES"/>
+            </w:rPr>
+          </w:pPr>
+          <w:hyperlink w:anchor="_Toc117580656" w:history="1">
+            <w:r>
+              <w:rPr>
+                <w:rStyle w:val="Hipervnculo"/>
+                <w:noProof/>
+              </w:rPr>
+              <w:t>TITULO DE  css2</w:t>
+            </w:r>
+            <w:r>
+              <w:rPr>
+                <w:noProof/>
+                <w:webHidden/>
+              </w:rPr>
+              <w:tab/>
+            </w:r>
+            <w:r>
+              <w:rPr>
+                <w:noProof/>
+                <w:webHidden/>
+              </w:rPr>
+              <w:fldChar w:fldCharType="begin"/>
+            </w:r>
+            <w:r>
+              <w:rPr>
+                <w:noProof/>
+                <w:webHidden/>
+              </w:rPr>
+              <w:instrText xml:space="preserve"> PAGEREF _Toc117580656 \h </w:instrText>
+            </w:r>
+            <w:r>
+              <w:rPr>
+                <w:noProof/>
+                <w:webHidden/>
+              </w:rPr>
+            </w:r>
+            <w:r>
+              <w:rPr>
+                <w:noProof/>
+                <w:webHidden/>
+              </w:rPr>
+              <w:fldChar w:fldCharType="separate"/>
+            </w:r>
+            <w:r>
+              <w:rPr>
+                <w:noProof/>
+                <w:webHidden/>
+              </w:rPr>
+              <w:t>3</w:t>
+            </w:r>
+            <w:r>
+              <w:rPr>
+                <w:noProof/>
+                <w:webHidden/>
+              </w:rPr>
+              <w:fldChar w:fldCharType="end"/>
+            </w:r>
+          </w:hyperlink>
+        </w:p>
+        <w:p>
+          <w:pPr>
+            <w:pStyle w:val="TDC3"/>
+            <w:tabs>
+              <w:tab w:val="right" w:leader="dot" w:pos="8494"/>
+            </w:tabs>
+            <w:rPr>
+              <w:rFonts w:eastAsiaTheme="minorEastAsia"/>
+              <w:noProof/>
+              <w:lang w:eastAsia="es-ES"/>
+            </w:rPr>
+          </w:pPr>
+          <w:hyperlink w:anchor="_Toc117580657" w:history="1">
+            <w:r>
+              <w:rPr>
+                <w:rStyle w:val="Hipervnculo"/>
+                <w:noProof/>
+              </w:rPr>
+              <w:t>TITULO DE  css1</w:t>
+            </w:r>
+            <w:r>
+              <w:rPr>
+                <w:noProof/>
+                <w:webHidden/>
+              </w:rPr>
+              <w:tab/>
+            </w:r>
+            <w:r>
+              <w:rPr>
+                <w:noProof/>
+                <w:webHidden/>
+              </w:rPr>
+              <w:fldChar w:fldCharType="begin"/>
+            </w:r>
+            <w:r>
+              <w:rPr>
+                <w:noProof/>
+                <w:webHidden/>
+              </w:rPr>
+              <w:instrText xml:space="preserve"> PAGEREF _Toc117580657 \h </w:instrText>
+            </w:r>
+            <w:r>
+              <w:rPr>
+                <w:noProof/>
+                <w:webHidden/>
+              </w:rPr>
+            </w:r>
+            <w:r>
+              <w:rPr>
+                <w:noProof/>
+                <w:webHidden/>
+              </w:rPr>
+              <w:fldChar w:fldCharType="separate"/>
+            </w:r>
+            <w:r>
+              <w:rPr>
+                <w:noProof/>
+                <w:webHidden/>
+              </w:rPr>
+              <w:t>3</w:t>
             </w:r>
             <w:r>
               <w:rPr>
@@ -4820,7 +5111,7 @@
               <w:lang w:eastAsia="es-ES"/>
             </w:rPr>
           </w:pPr>
-          <w:hyperlink w:anchor="_Toc114741192" w:history="1">
+          <w:hyperlink w:anchor="_Toc117580658" w:history="1">
             <w:r>
               <w:rPr>
                 <w:rStyle w:val="Hipervnculo"/>
@@ -4847,7 +5138,7 @@
                 <w:noProof/>
                 <w:webHidden/>
               </w:rPr>
-              <w:instrText xml:space="preserve"> PAGEREF _Toc114741192 \h </w:instrText>
+              <w:instrText xml:space="preserve"> PAGEREF _Toc117580658 \h </w:instrText>
             </w:r>
             <w:r>
               <w:rPr>
@@ -4867,7 +5158,7 @@
                 <w:noProof/>
                 <w:webHidden/>
               </w:rPr>
-              <w:t>2</w:t>
+              <w:t>3</w:t>
             </w:r>
             <w:r>
               <w:rPr>
@@ -4890,7 +5181,7 @@
               <w:lang w:eastAsia="es-ES"/>
             </w:rPr>
           </w:pPr>
-          <w:hyperlink w:anchor="_Toc114741193" w:history="1">
+          <w:hyperlink w:anchor="_Toc117580659" w:history="1">
             <w:r>
               <w:rPr>
                 <w:rStyle w:val="Hipervnculo"/>
@@ -4917,7 +5208,7 @@
                 <w:noProof/>
                 <w:webHidden/>
               </w:rPr>
-              <w:instrText xml:space="preserve"> PAGEREF _Toc114741193 \h </w:instrText>
+              <w:instrText xml:space="preserve"> PAGEREF _Toc117580659 \h </w:instrText>
             </w:r>
             <w:r>
               <w:rPr>
@@ -4937,7 +5228,7 @@
                 <w:noProof/>
                 <w:webHidden/>
               </w:rPr>
-              <w:t>2</w:t>
+              <w:t>3</w:t>
             </w:r>
             <w:r>
               <w:rPr>
@@ -4960,7 +5251,7 @@
               <w:lang w:eastAsia="es-ES"/>
             </w:rPr>
           </w:pPr>
-          <w:hyperlink w:anchor="_Toc114741194" w:history="1">
+          <w:hyperlink w:anchor="_Toc117580660" w:history="1">
             <w:r>
               <w:rPr>
                 <w:rStyle w:val="Hipervnculo"/>
@@ -4987,7 +5278,7 @@
                 <w:noProof/>
                 <w:webHidden/>
               </w:rPr>
-              <w:instrText xml:space="preserve"> PAGEREF _Toc114741194 \h </w:instrText>
+              <w:instrText xml:space="preserve"> PAGEREF _Toc117580660 \h </w:instrText>
             </w:r>
             <w:r>
               <w:rPr>
@@ -5007,7 +5298,7 @@
                 <w:noProof/>
                 <w:webHidden/>
               </w:rPr>
-              <w:t>2</w:t>
+              <w:t>3</w:t>
             </w:r>
             <w:r>
               <w:rPr>
@@ -5030,7 +5321,7 @@
               <w:lang w:eastAsia="es-ES"/>
             </w:rPr>
           </w:pPr>
-          <w:hyperlink w:anchor="_Toc114741195" w:history="1">
+          <w:hyperlink w:anchor="_Toc117580661" w:history="1">
             <w:r>
               <w:rPr>
                 <w:rStyle w:val="Hipervnculo"/>
@@ -5057,7 +5348,7 @@
                 <w:noProof/>
                 <w:webHidden/>
               </w:rPr>
-              <w:instrText xml:space="preserve"> PAGEREF _Toc114741195 \h </w:instrText>
+              <w:instrText xml:space="preserve"> PAGEREF _Toc117580661 \h </w:instrText>
             </w:r>
             <w:r>
               <w:rPr>
@@ -5077,7 +5368,7 @@
                 <w:noProof/>
                 <w:webHidden/>
               </w:rPr>
-              <w:t>2</w:t>
+              <w:t>3</w:t>
             </w:r>
             <w:r>
               <w:rPr>
@@ -5100,7 +5391,7 @@
               <w:lang w:eastAsia="es-ES"/>
             </w:rPr>
           </w:pPr>
-          <w:hyperlink w:anchor="_Toc114741196" w:history="1">
+          <w:hyperlink w:anchor="_Toc117580662" w:history="1">
             <w:r>
               <w:rPr>
                 <w:rStyle w:val="Hipervnculo"/>
@@ -5127,7 +5418,7 @@
                 <w:noProof/>
                 <w:webHidden/>
               </w:rPr>
-              <w:instrText xml:space="preserve"> PAGEREF _Toc114741196 \h </w:instrText>
+              <w:instrText xml:space="preserve"> PAGEREF _Toc117580662 \h </w:instrText>
             </w:r>
             <w:r>
               <w:rPr>
@@ -5147,7 +5438,7 @@
                 <w:noProof/>
                 <w:webHidden/>
               </w:rPr>
-              <w:t>2</w:t>
+              <w:t>3</w:t>
             </w:r>
             <w:r>
               <w:rPr>
@@ -5186,23 +5477,253 @@
       <w:pPr>
         <w:pStyle w:val="Ttulo2"/>
       </w:pPr>
-      <w:bookmarkStart w:id="3" w:name="_Toc114741185"/>
+      <w:bookmarkStart w:id="2" w:name="_Toc117580647"/>
       <w:r>
-        <w:lastRenderedPageBreak/>
         <w:t>DESCRIPCIÓN</w:t>
+      </w:r>
+      <w:bookmarkEnd w:id="2"/>
+    </w:p>
+    <w:p>
+      <w:r>
+        <w:t xml:space="preserve">Este trabajo consiste en una página web creada para la divulgación de un frameWork concreto para la creación de páginas web, en este caso, Bootstrap, y cuenta con una serie de siete documentos HTML y dos css. </w:t>
+      </w:r>
+    </w:p>
+    <w:p>
+      <w:r>
+        <w:t>Todos los documentos HTML tienen una estr</w:t>
+      </w:r>
+      <w:r>
+        <w:t>uctura similar:</w:t>
+      </w:r>
+    </w:p>
+    <w:p>
+      <w:pPr>
+        <w:pStyle w:val="Prrafodelista"/>
+        <w:numPr>
+          <w:ilvl w:val="0"/>
+          <w:numId w:val="1"/>
+        </w:numPr>
+      </w:pPr>
+      <w:r>
+        <w:t>Una cabecera con el logo, el título de la página y los enlaces de navegación por la página.</w:t>
+      </w:r>
+    </w:p>
+    <w:p>
+      <w:pPr>
+        <w:pStyle w:val="Prrafodelista"/>
+        <w:numPr>
+          <w:ilvl w:val="0"/>
+          <w:numId w:val="1"/>
+        </w:numPr>
+      </w:pPr>
+      <w:r>
+        <w:t>El propio contenido de esta</w:t>
+      </w:r>
+    </w:p>
+    <w:p>
+      <w:pPr>
+        <w:pStyle w:val="Prrafodelista"/>
+        <w:numPr>
+          <w:ilvl w:val="0"/>
+          <w:numId w:val="1"/>
+        </w:numPr>
+      </w:pPr>
+      <w:r>
+        <w:t>Un footer con la informaci</w:t>
+      </w:r>
+      <w:r>
+        <w:t>ón de contacto oficial de Bootstrap.</w:t>
+      </w:r>
+    </w:p>
+    <w:p>
+      <w:pPr>
+        <w:pStyle w:val="Ttulo3"/>
+      </w:pPr>
+      <w:bookmarkStart w:id="3" w:name="_Toc117580648"/>
+      <w:r>
+        <w:t>Index.html</w:t>
       </w:r>
       <w:bookmarkEnd w:id="3"/>
     </w:p>
+    <w:p>
+      <w:r>
+        <w:t xml:space="preserve">En este documento HTML se representa la página principal, que contiene </w:t>
+      </w:r>
+      <w:r>
+        <w:t xml:space="preserve">una cabecera con enlaces de navegación al resto de documentos, </w:t>
+      </w:r>
+      <w:r>
+        <w:t xml:space="preserve"> una corta introducción al framework Bootstrap, así como las fotografías de los dos principales creadores y un video tutorial </w:t>
+      </w:r>
+      <w:r>
+        <w:t>para usar el Framework.</w:t>
+      </w:r>
+    </w:p>
+    <w:p>
+      <w:pPr>
+        <w:pStyle w:val="Ttulo3"/>
+      </w:pPr>
+      <w:bookmarkStart w:id="4" w:name="_Toc117580649"/>
+      <w:r>
+        <w:t>Versiones.html</w:t>
+      </w:r>
+      <w:bookmarkEnd w:id="4"/>
+    </w:p>
+    <w:p>
+      <w:r>
+        <w:t xml:space="preserve">En esta parte se describen las </w:t>
+      </w:r>
+      <w:r>
+        <w:t>diferentes versiones de Bootstrap a lo largo de los años, usando diferentes tipos de header, desde h2 a h4, junto con algunos párrafos e imágenes promocionales escaladas.</w:t>
+      </w:r>
+    </w:p>
+    <w:p>
+      <w:pPr>
+        <w:pStyle w:val="Ttulo3"/>
+      </w:pPr>
+      <w:bookmarkStart w:id="5" w:name="_Toc117580650"/>
+      <w:r>
+        <w:t>Features.html</w:t>
+      </w:r>
+      <w:bookmarkEnd w:id="5"/>
+    </w:p>
+    <w:p>
+      <w:r>
+        <w:t>Aquí se describen las características principales del framework</w:t>
+      </w:r>
+      <w:r>
+        <w:t>, usando una lista no ordenada, algunas imágenes y un párrafo.</w:t>
+      </w:r>
+    </w:p>
+    <w:p>
+      <w:pPr>
+        <w:pStyle w:val="Ttulo3"/>
+      </w:pPr>
+      <w:bookmarkStart w:id="6" w:name="_Toc117580651"/>
+      <w:r>
+        <w:t>Plugins</w:t>
+      </w:r>
+      <w:r>
+        <w:t>.html</w:t>
+      </w:r>
+      <w:bookmarkEnd w:id="6"/>
+    </w:p>
+    <w:p>
+      <w:r>
+        <w:t xml:space="preserve">Aquí se describen </w:t>
+      </w:r>
+      <w:r>
+        <w:t>los diferentes componentes que se pueden usar en Bootstrap, expresados con una tabla que recoge el nombre, una breve descripción, y un enlace externo a la documentación.</w:t>
+      </w:r>
+    </w:p>
+    <w:p>
+      <w:pPr>
+        <w:pStyle w:val="Ttulo3"/>
+      </w:pPr>
+      <w:bookmarkStart w:id="7" w:name="_Toc117580652"/>
+      <w:r>
+        <w:t>Opiniones</w:t>
+      </w:r>
+      <w:r>
+        <w:t>.html</w:t>
+      </w:r>
+      <w:bookmarkEnd w:id="7"/>
+    </w:p>
+    <w:p>
+      <w:r>
+        <w:t xml:space="preserve">En este archivo se simula una página de sugerencias y </w:t>
+      </w:r>
+      <w:r>
+        <w:t xml:space="preserve">opiniones acerca del framework, cuenta con un formulario con campos de texto, números, </w:t>
+      </w:r>
+      <w:r>
+        <w:t>checkboxes</w:t>
+      </w:r>
+      <w:r>
+        <w:t xml:space="preserve"> y textAreas que simulan todos ellos un inicio de sesión a un posible foro de la página. </w:t>
+      </w:r>
+    </w:p>
+    <w:p>
+      <w:r>
+        <w:t>En el caso de no tener cuenta,</w:t>
+      </w:r>
+      <w:r>
+        <w:t xml:space="preserve"> también se provee de un enlace para crear una nueva.</w:t>
+      </w:r>
+    </w:p>
+    <w:p>
+      <w:pPr>
+        <w:pStyle w:val="Ttulo3"/>
+      </w:pPr>
+      <w:bookmarkStart w:id="8" w:name="_Toc117580653"/>
+      <w:r>
+        <w:t>F</w:t>
+      </w:r>
+      <w:r>
+        <w:t>ormulario</w:t>
+      </w:r>
+      <w:r>
+        <w:t>.html</w:t>
+      </w:r>
+      <w:bookmarkEnd w:id="8"/>
+    </w:p>
+    <w:p>
+      <w:r>
+        <w:t xml:space="preserve">Aquí se </w:t>
+      </w:r>
+      <w:r>
+        <w:t xml:space="preserve">simula una página de inicio de sesión standard, que cuenta con dos campos de texto para </w:t>
+      </w:r>
+      <w:r>
+        <w:t>introducir el nombre de usuario y la contraseña.</w:t>
+      </w:r>
+    </w:p>
+    <w:p>
+      <w:pPr>
+        <w:pStyle w:val="Ttulo3"/>
+      </w:pPr>
+      <w:bookmarkStart w:id="9" w:name="_Toc117580654"/>
+      <w:r>
+        <w:t>CrearCuenta</w:t>
+      </w:r>
+      <w:r>
+        <w:t>.html</w:t>
+      </w:r>
+      <w:bookmarkEnd w:id="9"/>
+    </w:p>
+    <w:p>
+      <w:r>
+        <w:t xml:space="preserve">Aquí se simula una página de </w:t>
+      </w:r>
+      <w:r>
+        <w:t>creación de cuenta standard, con campos para el nombre, el email, la contraseña</w:t>
+      </w:r>
+      <w:r>
+        <w:t xml:space="preserve"> y l</w:t>
+      </w:r>
+      <w:r>
+        <w:t>os conocimientos previos del tema</w:t>
+      </w:r>
+      <w:r>
+        <w:t>.</w:t>
+      </w:r>
+    </w:p>
+    <w:p/>
+    <w:p/>
+    <w:p/>
     <w:p/>
     <w:p>
       <w:pPr>
         <w:pStyle w:val="Ttulo3"/>
       </w:pPr>
-      <w:bookmarkStart w:id="4" w:name="_Toc114741186"/>
+      <w:bookmarkStart w:id="10" w:name="_Toc117580655"/>
       <w:r>
-        <w:t>TITULO DE HTML 1</w:t>
+        <w:t>TITULO DE  css1</w:t>
       </w:r>
-      <w:bookmarkEnd w:id="4"/>
+      <w:bookmarkEnd w:id="10"/>
+      <w:r>
+        <w:t xml:space="preserve"> </w:t>
+      </w:r>
     </w:p>
     <w:p>
       <w:r>
@@ -5213,90 +5734,11 @@
       <w:pPr>
         <w:pStyle w:val="Ttulo3"/>
       </w:pPr>
-      <w:bookmarkStart w:id="5" w:name="_Toc114741187"/>
+      <w:bookmarkStart w:id="11" w:name="_Toc117580656"/>
       <w:r>
-        <w:t>TITULO DE HTML</w:t>
+        <w:t>TITULO DE  css2</w:t>
       </w:r>
-      <w:r>
-        <w:t xml:space="preserve"> 2</w:t>
-      </w:r>
-      <w:bookmarkEnd w:id="5"/>
-    </w:p>
-    <w:p>
-      <w:r>
-        <w:t>información</w:t>
-      </w:r>
-    </w:p>
-    <w:p>
-      <w:pPr>
-        <w:pStyle w:val="Ttulo3"/>
-      </w:pPr>
-      <w:bookmarkStart w:id="6" w:name="_Toc114741188"/>
-      <w:r>
-        <w:t>TITULO DE HTML</w:t>
-      </w:r>
-      <w:r>
-        <w:t xml:space="preserve"> 3</w:t>
-      </w:r>
-      <w:bookmarkEnd w:id="6"/>
-    </w:p>
-    <w:p>
-      <w:r>
-        <w:t>información</w:t>
-      </w:r>
-    </w:p>
-    <w:p>
-      <w:pPr>
-        <w:pStyle w:val="Ttulo3"/>
-      </w:pPr>
-      <w:bookmarkStart w:id="7" w:name="_Toc114741189"/>
-      <w:r>
-        <w:t xml:space="preserve">TITULO </w:t>
-      </w:r>
-      <w:proofErr w:type="gramStart"/>
-      <w:r>
-        <w:t xml:space="preserve">DE </w:t>
-      </w:r>
-      <w:r>
-        <w:t xml:space="preserve"> css</w:t>
-      </w:r>
-      <w:proofErr w:type="gramEnd"/>
-      <w:r>
-        <w:t>1</w:t>
-      </w:r>
-      <w:bookmarkEnd w:id="7"/>
-      <w:r>
-        <w:t xml:space="preserve"> </w:t>
-      </w:r>
-    </w:p>
-    <w:p>
-      <w:r>
-        <w:t>I</w:t>
-      </w:r>
-      <w:r>
-        <w:t>nformación</w:t>
-      </w:r>
-    </w:p>
-    <w:p>
-      <w:pPr>
-        <w:pStyle w:val="Ttulo3"/>
-      </w:pPr>
-      <w:bookmarkStart w:id="8" w:name="_Toc114741190"/>
-      <w:r>
-        <w:t xml:space="preserve">TITULO </w:t>
-      </w:r>
-      <w:proofErr w:type="gramStart"/>
-      <w:r>
-        <w:t xml:space="preserve">DE </w:t>
-      </w:r>
-      <w:r>
-        <w:t xml:space="preserve"> css</w:t>
-      </w:r>
-      <w:proofErr w:type="gramEnd"/>
-      <w:r>
-        <w:t>2</w:t>
-      </w:r>
-      <w:bookmarkEnd w:id="8"/>
+      <w:bookmarkEnd w:id="11"/>
     </w:p>
     <w:p>
       <w:r>
@@ -5308,68 +5750,27 @@
       <w:pPr>
         <w:pStyle w:val="Ttulo3"/>
       </w:pPr>
-      <w:bookmarkStart w:id="9" w:name="_Toc114741191"/>
+      <w:bookmarkStart w:id="12" w:name="_Toc117580657"/>
       <w:r>
-        <w:t xml:space="preserve">TITULO </w:t>
+        <w:t>TITULO DE  css1</w:t>
       </w:r>
-      <w:proofErr w:type="gramStart"/>
-      <w:r>
-        <w:t>DE  css</w:t>
-      </w:r>
-      <w:proofErr w:type="gramEnd"/>
-      <w:r>
-        <w:t>1</w:t>
-      </w:r>
-      <w:bookmarkEnd w:id="9"/>
+      <w:bookmarkEnd w:id="12"/>
       <w:r>
         <w:t xml:space="preserve"> </w:t>
       </w:r>
     </w:p>
     <w:p>
       <w:r>
-        <w:t>I</w:t>
-      </w:r>
-      <w:r>
-        <w:t>nformación</w:t>
+        <w:t>Información</w:t>
       </w:r>
     </w:p>
     <w:p>
       <w:pPr>
         <w:pStyle w:val="Ttulo2"/>
       </w:pPr>
-      <w:bookmarkStart w:id="10" w:name="_Toc114741192"/>
+      <w:bookmarkStart w:id="13" w:name="_Toc117580658"/>
       <w:r>
         <w:t>BOCETO</w:t>
-      </w:r>
-      <w:bookmarkEnd w:id="10"/>
-    </w:p>
-    <w:p>
-      <w:pPr>
-        <w:pStyle w:val="Ttulo2"/>
-      </w:pPr>
-      <w:bookmarkStart w:id="11" w:name="_Toc114741193"/>
-      <w:r>
-        <w:t>ESTRUCTURA SEMÁNTICA</w:t>
-      </w:r>
-      <w:bookmarkEnd w:id="11"/>
-    </w:p>
-    <w:p>
-      <w:pPr>
-        <w:pStyle w:val="Ttulo2"/>
-      </w:pPr>
-      <w:bookmarkStart w:id="12" w:name="_Toc114741194"/>
-      <w:r>
-        <w:t>JUSTIFICACIÓN DE ADVERTENCIAS DE COLORES</w:t>
-      </w:r>
-      <w:bookmarkEnd w:id="12"/>
-    </w:p>
-    <w:p>
-      <w:pPr>
-        <w:pStyle w:val="Ttulo2"/>
-      </w:pPr>
-      <w:bookmarkStart w:id="13" w:name="_Toc114741195"/>
-      <w:r>
-        <w:t>CAPTURAS DE PANTALLA DE VALIDACIÓN HTML</w:t>
       </w:r>
       <w:bookmarkEnd w:id="13"/>
     </w:p>
@@ -5377,11 +5778,31 @@
       <w:pPr>
         <w:pStyle w:val="Ttulo2"/>
       </w:pPr>
-      <w:bookmarkStart w:id="14" w:name="_Toc114741196"/>
+      <w:bookmarkStart w:id="14" w:name="_Toc117580659"/>
+      <w:r>
+        <w:t>ESTRUCTURA SEMÁNTICA</w:t>
+      </w:r>
+      <w:bookmarkEnd w:id="14"/>
+    </w:p>
+    <w:p>
+      <w:pPr>
+        <w:pStyle w:val="Ttulo2"/>
+      </w:pPr>
+      <w:bookmarkStart w:id="15" w:name="_Toc117580661"/>
+      <w:r>
+        <w:t>CAPTURAS DE PANTALLA DE VALIDACIÓN HTML</w:t>
+      </w:r>
+      <w:bookmarkEnd w:id="15"/>
+    </w:p>
+    <w:p>
+      <w:pPr>
+        <w:pStyle w:val="Ttulo2"/>
+      </w:pPr>
+      <w:bookmarkStart w:id="16" w:name="_Toc117580662"/>
       <w:r>
         <w:t>CAPTURAS DE PANTALLA DE VALIDACIÓN CSS</w:t>
       </w:r>
-      <w:bookmarkEnd w:id="14"/>
+      <w:bookmarkEnd w:id="16"/>
     </w:p>
     <w:p/>
     <w:p/>
@@ -5402,8 +5823,129 @@
 </w:document>
 </file>
 
+<file path=word/numbering.xml><?xml version="1.0" encoding="utf-8"?>
+<w:numbering xmlns:wpc="http://schemas.microsoft.com/office/word/2010/wordprocessingCanvas" xmlns:cx="http://schemas.microsoft.com/office/drawing/2014/chartex" xmlns:cx1="http://schemas.microsoft.com/office/drawing/2015/9/8/chartex" xmlns:cx2="http://schemas.microsoft.com/office/drawing/2015/10/21/chartex" xmlns:cx3="http://schemas.microsoft.com/office/drawing/2016/5/9/chartex" xmlns:cx4="http://schemas.microsoft.com/office/drawing/2016/5/10/chartex" xmlns:cx5="http://schemas.microsoft.com/office/drawing/2016/5/11/chartex" xmlns:cx6="http://schemas.microsoft.com/office/drawing/2016/5/12/chartex" xmlns:cx7="http://schemas.microsoft.com/office/drawing/2016/5/13/chartex" xmlns:cx8="http://schemas.microsoft.com/office/drawing/2016/5/14/chartex" xmlns:mc="http://schemas.openxmlformats.org/markup-compatibility/2006" xmlns:aink="http://schemas.microsoft.com/office/drawing/2016/ink" xmlns:am3d="http://schemas.microsoft.com/office/drawing/2017/model3d" xmlns:o="urn:schemas-microsoft-com:office:office" xmlns:oel="http://schemas.microsoft.com/office/2019/extlst" xmlns:r="http://schemas.openxmlformats.org/officeDocument/2006/relationships" xmlns:m="http://schemas.openxmlformats.org/officeDocument/2006/math" xmlns:v="urn:schemas-microsoft-com:vml" xmlns:wp14="http://schemas.microsoft.com/office/word/2010/wordprocessingDrawing" xmlns:wp="http://schemas.openxmlformats.org/drawingml/2006/wordprocessingDrawing" xmlns:w10="urn:schemas-microsoft-com:office:word" xmlns:w="http://schemas.openxmlformats.org/wordprocessingml/2006/main" xmlns:w14="http://schemas.microsoft.com/office/word/2010/wordml" xmlns:w15="http://schemas.microsoft.com/office/word/2012/wordml" xmlns:w16cex="http://schemas.microsoft.com/office/word/2018/wordml/cex" xmlns:w16cid="http://schemas.microsoft.com/office/word/2016/wordml/cid" xmlns:w16="http://schemas.microsoft.com/office/word/2018/wordml" xmlns:w16sdtdh="http://schemas.microsoft.com/office/word/2020/wordml/sdtdatahash" xmlns:w16se="http://schemas.microsoft.com/office/word/2015/wordml/symex" xmlns:wpg="http://schemas.microsoft.com/office/word/2010/wordprocessingGroup" xmlns:wpi="http://schemas.microsoft.com/office/word/2010/wordprocessingInk" xmlns:wne="http://schemas.microsoft.com/office/word/2006/wordml" xmlns:wps="http://schemas.microsoft.com/office/word/2010/wordprocessingShape" mc:Ignorable="w14 w15 w16se w16cid w16 w16cex w16sdtdh wp14">
+  <w:abstractNum w:abstractNumId="0" w15:restartNumberingAfterBreak="0">
+    <w:nsid w:val="7D9C265D"/>
+    <w:multiLevelType w:val="hybridMultilevel"/>
+    <w:tmpl w:val="05165BA4"/>
+    <w:lvl w:ilvl="0" w:tplc="0C0A0001">
+      <w:start w:val="1"/>
+      <w:numFmt w:val="bullet"/>
+      <w:lvlText w:val=""/>
+      <w:lvlJc w:val="left"/>
+      <w:pPr>
+        <w:ind w:left="720" w:hanging="360"/>
+      </w:pPr>
+      <w:rPr>
+        <w:rFonts w:ascii="Symbol" w:hAnsi="Symbol" w:hint="default"/>
+      </w:rPr>
+    </w:lvl>
+    <w:lvl w:ilvl="1" w:tplc="0C0A0003" w:tentative="1">
+      <w:start w:val="1"/>
+      <w:numFmt w:val="bullet"/>
+      <w:lvlText w:val="o"/>
+      <w:lvlJc w:val="left"/>
+      <w:pPr>
+        <w:ind w:left="1440" w:hanging="360"/>
+      </w:pPr>
+      <w:rPr>
+        <w:rFonts w:ascii="Courier New" w:hAnsi="Courier New" w:cs="Courier New" w:hint="default"/>
+      </w:rPr>
+    </w:lvl>
+    <w:lvl w:ilvl="2" w:tplc="0C0A0005" w:tentative="1">
+      <w:start w:val="1"/>
+      <w:numFmt w:val="bullet"/>
+      <w:lvlText w:val=""/>
+      <w:lvlJc w:val="left"/>
+      <w:pPr>
+        <w:ind w:left="2160" w:hanging="360"/>
+      </w:pPr>
+      <w:rPr>
+        <w:rFonts w:ascii="Wingdings" w:hAnsi="Wingdings" w:hint="default"/>
+      </w:rPr>
+    </w:lvl>
+    <w:lvl w:ilvl="3" w:tplc="0C0A0001" w:tentative="1">
+      <w:start w:val="1"/>
+      <w:numFmt w:val="bullet"/>
+      <w:lvlText w:val=""/>
+      <w:lvlJc w:val="left"/>
+      <w:pPr>
+        <w:ind w:left="2880" w:hanging="360"/>
+      </w:pPr>
+      <w:rPr>
+        <w:rFonts w:ascii="Symbol" w:hAnsi="Symbol" w:hint="default"/>
+      </w:rPr>
+    </w:lvl>
+    <w:lvl w:ilvl="4" w:tplc="0C0A0003" w:tentative="1">
+      <w:start w:val="1"/>
+      <w:numFmt w:val="bullet"/>
+      <w:lvlText w:val="o"/>
+      <w:lvlJc w:val="left"/>
+      <w:pPr>
+        <w:ind w:left="3600" w:hanging="360"/>
+      </w:pPr>
+      <w:rPr>
+        <w:rFonts w:ascii="Courier New" w:hAnsi="Courier New" w:cs="Courier New" w:hint="default"/>
+      </w:rPr>
+    </w:lvl>
+    <w:lvl w:ilvl="5" w:tplc="0C0A0005" w:tentative="1">
+      <w:start w:val="1"/>
+      <w:numFmt w:val="bullet"/>
+      <w:lvlText w:val=""/>
+      <w:lvlJc w:val="left"/>
+      <w:pPr>
+        <w:ind w:left="4320" w:hanging="360"/>
+      </w:pPr>
+      <w:rPr>
+        <w:rFonts w:ascii="Wingdings" w:hAnsi="Wingdings" w:hint="default"/>
+      </w:rPr>
+    </w:lvl>
+    <w:lvl w:ilvl="6" w:tplc="0C0A0001" w:tentative="1">
+      <w:start w:val="1"/>
+      <w:numFmt w:val="bullet"/>
+      <w:lvlText w:val=""/>
+      <w:lvlJc w:val="left"/>
+      <w:pPr>
+        <w:ind w:left="5040" w:hanging="360"/>
+      </w:pPr>
+      <w:rPr>
+        <w:rFonts w:ascii="Symbol" w:hAnsi="Symbol" w:hint="default"/>
+      </w:rPr>
+    </w:lvl>
+    <w:lvl w:ilvl="7" w:tplc="0C0A0003" w:tentative="1">
+      <w:start w:val="1"/>
+      <w:numFmt w:val="bullet"/>
+      <w:lvlText w:val="o"/>
+      <w:lvlJc w:val="left"/>
+      <w:pPr>
+        <w:ind w:left="5760" w:hanging="360"/>
+      </w:pPr>
+      <w:rPr>
+        <w:rFonts w:ascii="Courier New" w:hAnsi="Courier New" w:cs="Courier New" w:hint="default"/>
+      </w:rPr>
+    </w:lvl>
+    <w:lvl w:ilvl="8" w:tplc="0C0A0005" w:tentative="1">
+      <w:start w:val="1"/>
+      <w:numFmt w:val="bullet"/>
+      <w:lvlText w:val=""/>
+      <w:lvlJc w:val="left"/>
+      <w:pPr>
+        <w:ind w:left="6480" w:hanging="360"/>
+      </w:pPr>
+      <w:rPr>
+        <w:rFonts w:ascii="Wingdings" w:hAnsi="Wingdings" w:hint="default"/>
+      </w:rPr>
+    </w:lvl>
+  </w:abstractNum>
+  <w:num w:numId="1" w16cid:durableId="949583249">
+    <w:abstractNumId w:val="0"/>
+  </w:num>
+</w:numbering>
+</file>
+
 <file path=word/styles.xml><?xml version="1.0" encoding="utf-8"?>
-<w:styles xmlns:mc="http://schemas.openxmlformats.org/markup-compatibility/2006" xmlns:r="http://schemas.openxmlformats.org/officeDocument/2006/relationships" xmlns:w="http://schemas.openxmlformats.org/wordprocessingml/2006/main" xmlns:w14="http://schemas.microsoft.com/office/word/2010/wordml" xmlns:w15="http://schemas.microsoft.com/office/word/2012/wordml" xmlns:w16se="http://schemas.microsoft.com/office/word/2015/wordml/symex" mc:Ignorable="w14 w15 w16se">
+<w:styles xmlns:mc="http://schemas.openxmlformats.org/markup-compatibility/2006" xmlns:r="http://schemas.openxmlformats.org/officeDocument/2006/relationships" xmlns:w="http://schemas.openxmlformats.org/wordprocessingml/2006/main" xmlns:w14="http://schemas.microsoft.com/office/word/2010/wordml" xmlns:w15="http://schemas.microsoft.com/office/word/2012/wordml" xmlns:w16cex="http://schemas.microsoft.com/office/word/2018/wordml/cex" xmlns:w16cid="http://schemas.microsoft.com/office/word/2016/wordml/cid" xmlns:w16="http://schemas.microsoft.com/office/word/2018/wordml" xmlns:w16sdtdh="http://schemas.microsoft.com/office/word/2020/wordml/sdtdatahash" xmlns:w16se="http://schemas.microsoft.com/office/word/2015/wordml/symex" mc:Ignorable="w14 w15 w16se w16cid w16 w16cex w16sdtdh">
   <w:docDefaults>
     <w:rPrDefault>
       <w:rPr>
@@ -5419,7 +5961,7 @@
       </w:pPr>
     </w:pPrDefault>
   </w:docDefaults>
-  <w:latentStyles w:defLockedState="0" w:defUIPriority="99" w:defSemiHidden="0" w:defUnhideWhenUsed="0" w:defQFormat="0" w:count="371">
+  <w:latentStyles w:defLockedState="0" w:defUIPriority="99" w:defSemiHidden="0" w:defUnhideWhenUsed="0" w:defQFormat="0" w:count="376">
     <w:lsdException w:name="Normal" w:uiPriority="0" w:qFormat="1"/>
     <w:lsdException w:name="heading 1" w:uiPriority="9" w:qFormat="1"/>
     <w:lsdException w:name="heading 2" w:semiHidden="1" w:uiPriority="9" w:unhideWhenUsed="1" w:qFormat="1"/>
@@ -5525,7 +6067,6 @@
     <w:lsdException w:name="HTML Sample" w:semiHidden="1" w:unhideWhenUsed="1"/>
     <w:lsdException w:name="HTML Typewriter" w:semiHidden="1" w:unhideWhenUsed="1"/>
     <w:lsdException w:name="HTML Variable" w:semiHidden="1" w:unhideWhenUsed="1"/>
-    <w:lsdException w:name="Normal Table" w:semiHidden="1" w:unhideWhenUsed="1"/>
     <w:lsdException w:name="annotation subject" w:semiHidden="1" w:unhideWhenUsed="1"/>
     <w:lsdException w:name="No List" w:semiHidden="1" w:unhideWhenUsed="1"/>
     <w:lsdException w:name="Outline List 1" w:semiHidden="1" w:unhideWhenUsed="1"/>
@@ -5568,11 +6109,8 @@
     <w:lsdException w:name="Table Contemporary" w:semiHidden="1" w:unhideWhenUsed="1"/>
     <w:lsdException w:name="Table Elegant" w:semiHidden="1" w:unhideWhenUsed="1"/>
     <w:lsdException w:name="Table Professional" w:semiHidden="1" w:unhideWhenUsed="1"/>
-    <w:lsdException w:name="Table Subtle 1" w:semiHidden="1" w:unhideWhenUsed="1"/>
     <w:lsdException w:name="Table Subtle 2" w:semiHidden="1" w:unhideWhenUsed="1"/>
     <w:lsdException w:name="Table Web 1" w:semiHidden="1" w:unhideWhenUsed="1"/>
-    <w:lsdException w:name="Table Web 2" w:semiHidden="1" w:unhideWhenUsed="1"/>
-    <w:lsdException w:name="Table Web 3" w:semiHidden="1" w:unhideWhenUsed="1"/>
     <w:lsdException w:name="Balloon Text" w:semiHidden="1" w:unhideWhenUsed="1"/>
     <w:lsdException w:name="Table Grid" w:uiPriority="39"/>
     <w:lsdException w:name="Table Theme" w:semiHidden="1" w:unhideWhenUsed="1"/>
@@ -5791,6 +6329,11 @@
     <w:lsdException w:name="List Table 5 Dark Accent 6" w:uiPriority="50"/>
     <w:lsdException w:name="List Table 6 Colorful Accent 6" w:uiPriority="51"/>
     <w:lsdException w:name="List Table 7 Colorful Accent 6" w:uiPriority="52"/>
+    <w:lsdException w:name="Mention" w:semiHidden="1" w:unhideWhenUsed="1"/>
+    <w:lsdException w:name="Smart Hyperlink" w:semiHidden="1" w:unhideWhenUsed="1"/>
+    <w:lsdException w:name="Hashtag" w:semiHidden="1" w:unhideWhenUsed="1"/>
+    <w:lsdException w:name="Unresolved Mention" w:semiHidden="1" w:unhideWhenUsed="1"/>
+    <w:lsdException w:name="Smart Link" w:semiHidden="1" w:unhideWhenUsed="1"/>
   </w:latentStyles>
   <w:style w:type="paragraph" w:default="1" w:styleId="Normal">
     <w:name w:val="Normal"/>
@@ -6015,6 +6558,17 @@
       <w:rFonts w:eastAsiaTheme="minorEastAsia"/>
       <w:lang w:eastAsia="es-ES"/>
     </w:rPr>
+  </w:style>
+  <w:style w:type="paragraph" w:styleId="Prrafodelista">
+    <w:name w:val="List Paragraph"/>
+    <w:basedOn w:val="Normal"/>
+    <w:uiPriority w:val="34"/>
+    <w:qFormat/>
+    <w:rsid w:val="00630FE1"/>
+    <w:pPr>
+      <w:ind w:left="720"/>
+      <w:contextualSpacing/>
+    </w:pPr>
   </w:style>
 </w:styles>
 </file>
